--- a/arb/docx/20.content.docx
+++ b/arb/docx/20.content.docx
@@ -178,13 +178,6 @@
         <w:rPr>
           <w:lang w:val="ar_AE" w:bidi="ar_AE"/>
         </w:rPr>
-      </w:r>
-      <w:r>
-        <w:rPr>
-          <w:i/>
-          <w:lang w:val="ar_AE" w:bidi="ar_AE"/>
-        </w:rPr>
-        <w:t>الأمثال 1: 1, الأمثال 1: 2–3, الأمثال 1: 2–7, الأمثال 1: 4, الأمثال 1: 6, الأمثال 1: 7, الأمثال 1: 8–19, الأمثال 1: 8–9: 18, الأمثال 1: 9, الأمثال 1: 10–19, الأمثال 1: 12, الأمثال 1: 17–19, الأمثال 1: 20–33, الأمثال 1: 22, الأمثال 1: 23, أمثال 1: 24–27, الأمثال 1: 28, الأمثال 1: 29–30, الأمثال 1: 31, الأمثال 1: 33, أمثال 2: 1, أمثال 2: 1–22, أمثال 2: 2–3, أمثال 2: 4, أمثال 2: 5, أمثال 2: 6, أمثال 2: 7–8, أمثال 2: 10, أمثال 2: 12–15, أمثال 2: 16, أمثال 2: 17, أمثال 2: 18–19, أمثال 2: 20–22, أمثال 3: 1, أمثال 3: 1–12, أمثال 3: 2, أمثال 3:3, أمثال 3: 5–6, أمثال 3: 8, أمثال 3: 9–10, أمثال 3: 11–12, أمثال 3: 13, أمثال 3: 14–15, أمثال 3: 18, أمثال 3: 19–20, أمثال 3: 21–26, أمثال 3: 27–28, أمثال 3: 29, أمثال 3: 30, أمثال 3: 31–32, أمثال 4: 1, أمثال 4: 2, أمثال 4: 3, أمثال 4: 4, أمثال 4: 5, أمثال 4: 6, أمثال 4: 7–8, أمثال 4: 9, أمثال 4: 10, أمثال 4: 10–19, أمثال 4: 11–12, أمثال 4: 16, أمثال 4: 17, أمثال 4: 18–19, أمثال 4: 20–21, أمثال 4: 20–27, أمثال 4: 22, أمثال 4: 23, أمثال 4: 24, أمثال 5: 1–2, أمثال 5: 1–23, أمثال 5: 3–4, أمثال 5:5–6, أمثال 5: 9–10, أمثال 5: 11, أمثال 5: 15–18, أمثال 5: 19, أمثال 5: 21–23, أمثال 5: 22, أمثال 5: 23, أمثال 6: 1–5, أمثال 6: 3–5, أمثال 6: 6–11, أمثال 6: 10–11, أمثال 6: 12–15, أمثال 6: 13, أمثال 6: 15, أمثال 6: 16–19, أمثال 6: 19, أمثال 6: 20–35, أمثال 6: 24–25, أمثال 6: 26, أمثال 6: 27–29, أمثال 6: 30–31, أمثال 6: 32–35, أمثال 7: 1–27, أمثال 7: 2, أمثال 7: 3, أمثال 7: 4, أمثال 7: 5, أمثال 7: 6–7, أمثال 7: 6–23, أمثال 7: 9, أمثال 7: 10, أمثال 7: 12, أمثال 7: 14, أمثال 7: 16–17, أمثال 7: 18, أمثال 7: 21–23, أمثال 7: 24–27, أمثال 8: 1–2, أمثال 8: 1- 9: 18, أمثال 8: 2, أمثال 8: 3, أمثال 8: 6–9, أمثال 8: 10–11, أمثال 8: 12, أمثال 8: 13, أمثال 8: 15–16, أمثال 8: 22–25, أمثال 8: 27–29, أمثال 8: 30, أمثال 8: 32–36, أمثال 8: 35–36, أمثال 9: 1, أمثال 9: 1–6, أمثال 9: 2, أمثال 9: 3, أمثال 9: 4, أمثال 9: 6, أمثال 9: 7–9, أمثال 9: 10–12, أمثال 9: 13, أمثال 9: 13–18, أمثال 9: 14, أمثال 9: 17, أمثال 9: 18, أمثال 10: 1, أمثال 10: 1–22: 16, أمثال 10: 2, أمثال 10: 3, أمثال 10: 4–5, أمثال 10: 7, أمثال 10: 9, أمثال 10: 10, أمثال 10: 11, أمثال 10: 13, أمثال 10: 15, أمثال 10: 17, أمثال 10: 19, أمثال 10: 20, أمثال 10: 25, أمثال 10: 30, أمثال 11: 1, أمثال 11: 2, أمثال 11: 4, أمثال 11: 10, أمثال 11: 13, أمثال 11: 14, أمثال11: 15, أمثال 11: 16, أمثال 11: 21, أمثال 11: 22, أمثال 11: 23, أمثال 11: 24–26, أمثال 11: 28, أمثال 11: 31, أمثال 12: 4, أمثال 12: 7, أمثال 12: 8, أمثال 12: 9, أمثال 12: 11, أمثال 12:12, أمثال 12: 15, أمثال 12: 16, أمثال 12: 17, أمثال 13: 1, أمثال 13: 3, أمثال 13: 7, أمثال 13: 8, أمثال 13: 9, أمثال 13: 17, أمثال 13: 20, أمثال 13: 23, أمثال 13: 24, أمثال 14: 1, أمثال 14: 2, أمثال 14: 3, أمثال 14: 4, أمثال 14: 5, أمثال 14: 9, أمثال 14: 10, أمثال 14: 11, أمثال 14: 12, أمثال 14: 13, أمثال 14:14, أمثال 14: 17, أمثال 14: 18, أمثال 14: 20, أمثال 14: 21, أمثال 14: 24, أمثال 14: 28, أمثال 14: 29, أمثال 14: 30, أمثال 14: 31, أمثال 14: 32, أمثال 14: 34, أمثال 15: 1, أمثال 15: 2, أمثال 15: 3, أمثال 15: 5, أمثال 15: 6, أمثال 15: 8, أمثال 15: 11, أمثال 15: 12, أمثال 15: 13, أمثال 15: 14, أمثال 15:15, أمثال 15: 16, أمثال 15: 17, أمثال 15: 18, أمثال 15: 19, أمثال 15: 22, أمثال 15: 24, أمثال 15: 25, أمثال 15: 29, أمثال 15: 30, أمثال 15: 33, أمثال 16: 1, أمثال 16: 2, أمثال 16: 3, أمثال 16: 4, أمثال 16: 5, الأمثال 16: 6, أمثال 16: 8, أمثال 16: 10, أمثال 16: 10–15, أمثال 16: 11, أمثال 16: 12–13, أمثال 16: 14–15, أمثال 16:16, أمثال 16: 18, أمثال 16: 25, أمثال 16: 27–29, أمثال 16: 31, أمثال 16: 32, أمثال 16: 33, أمثال 17: 2, أمثال 17: 3, أمثال 17: 4, أمثال 17: 5, أمثال 17: 6, أمثال 17: 9, أمثال 17: 10, أمثال 17: 11, أمثال 17: 12, الأمثال 17:14, أمثال 17: 18, أمثال 17: 19, أمثال 17: 24, أمثال 17: 25, أمثال 18: 4, أمثال 18: 8, أمثال 18: 10–11, أمثال 18: 12, أمثال 18: 14, أمثال 18: 16, أمثال 18: 17, أمثال 18:18, أمثال 18: 21, أمثال 18: 23, أمثال 18: 24, أمثال 19: 1, أمثال 19: 2, أمثال 19: 3, أمثال 19: 5, أمثال 19: 8, أمثال 19: 9, أمثال 19: 12, أمثال 19:13–14, أمثال 19: 16, أمثال 19: 18, أمثال 19: 24, أمثال 19: 25, أمثال 19: 26, الأمثال 20: 1, الأمثال 20: 2, الأمثال 20: 6, الأمثال 20: 8, الأمثال 20: 9, الأمثال 20: 10, الأمثال 20: 12, الأمثال 20: 13, الأمثال 20: 14, الأمثال 20: 16, الأمثال 20: 19, الأمثال 20: 21, الأمثال 20: 22, الأمثال 20: 23, الأمثال 20: 24, الأمثال 20: 25, الأمثال 20: 26, الأمثال 20: 27, الأمثال 20: 28, الأمثال 20: 30, الأمثال 21: 1, الأمثال 21 :2, الأمثال 21: 3, الأمثال 21: 4, الأمثال 21: 8, الأمثال 21: 9, الأمثال 21: 10, الأمثال 21: 11, الأمثال 21: 12, الأمثال 21: 15, الأمثال 21: 16, الأمثال 21: 17, الأمثال 21: 18, الأمثال 21: 19, الأمثال 21: 20, الأمثال 21: 21, الأمثال 21: 22, الأمثال 21: 24, الأمثال 21: 26, الأمثال 21: 30–31, أمثال 22: 1, أمثال 22: 2, أمثال 22: 3, أمثال 22: 4, أمثال 22: 5, أمثال 22: 7, أمثال 22: 11, أمثال 22: 12, أمثال 22: 13, أمثال 22: 14, أمثال 22: 15, أمثال 22: 16, أمثال 22: 17–21, أمثال 22: 17–24: 22, أمثال 22: 20, أمثال 22:22–23, أمثال 22: 24–25, أمثال 22: 26–27, أمثال 22: 28, أمثال 22: 29, أمثال 23: 1–3, أمثال 23: 4–5, أمثال 23: 6–8, أمثال 23: 9, أمثال 23: 10–11, أمثال 23: 12, أمثال 23: 13–14, أمثال 23: 15–16, أمثال 23: 17–18, أمثال 23: 19–21, أمثال 23: 22–25, أمثال 23: 26–28, أمثال 23: 29–35, أمثال 24: 1–2, أمثال 24: 3–4, أمثال 24: 5–6, أمثال 24: 7, أمثال 24: 8–9, أمثال 24:10, امثال 24: 11–12, أمثال 24: 13–14, أمثال 24: 15–16, أمثال 24: 17–18, أمثال 24: 19–20, أمثال 24: 21–22, أمثال 24: 23–25, أمثال 24: 23–34, أمثال 24: 26, أمثال 24: 27, أمثال 24: 28–29, أمثال 24: 30–34, أمثال 24: 33–34, أمثال 25: 1–29: 27, الأمثال 25: 2–3, أمثال 25: 4–5, أمثال 25: 6–7, أمثال 25: 7, أمثال 25: 9–10, أمثال 25: 11–12, أمثال 25: 13, أمثال 25: 14, أمثال 25: 16–17, أمثال 25: 18, أمثال 25: 21–22, أمثال 25: 24, أمثال 25: 26, أمثال 25: 27–28, أمثال 26: 1, أمثال 26: 2, أمثال 26: 3, أمثال 26: 4–5, أمثال 26: 7, أمثال 26: 9, أمثال 26: 10, أمثال 26: 11, أمثال 26: 12, أمثال 26: 13–16, أمثال 26: 15, أمثال 26: 17, أمثال 26: 18–19, أمثال 26: 20–21, أمثال 26: 22, أمثال 26: 23–26, أمثال 26: 27, أمثال 27: 1, أمثال 27: 2, أمثال 27: 3, أمثال 27: 4, أمثال 27: 5, أمثال 27: 6, أمثال 27: 7, أمثال 27: 8, أمثال 27: 9, أمثال 27: 10, أمثال 27: 11, أمثال 27: 12, أمثال 27: 13, أمثال 27: 14, أمثال 27: 15, أمثال 27: 17, أمثال 27: 18, أمثال 27: 20, أمثال 27: 21, أمثال 27: 22, أمثال 27: 23–27, أمثال 28: 1, أمثال 28: 2, أمثال 28: 4, أمثال 28: 5, أمثال 28: 6, أمثال 28: 7, أمثال 28: 8, أمثال 28: 9, أمثال 28: 12, أمثال 28: 13, أمثال 28: 15, أمثال 28: 17, أمثال 28: 19, أمثال 28: 20, أمثال 28: 21, أمثال 28: 23, أمثال 28: 24, أمثال 28: 25, أمثال 28: 26, أمثال 28: 28, أمثال 29: 3, أمثال 29: 4, أمثال 29: 5, أمثال 29: 11, أمثال 29: 13, أمثال 29: 15, أمثال 29: 18, أمثال 29: 19, أمثال 29: 23, أمثال 29: 24, أمثال 29: 25, أمثال 30: 1, أمثال 30: 1–3, أمثال 30: 4–6, أمثال 30: 7–9, أمثال 30: 11–14, أمثال 30: 15–16, أمثال 30: 17, أمثال 30: 18–19, أمثال 30: 20, أمثال 30: 21–23, أمثال 30: 24–28, أمثال 31: 1–9, أمثال 31: 2–3, أمثال 31: 4–7, أمثال 31: 8–9, أمثال 31: 10–12, أمثال 10:10–31, أمثال 31: 13–15, أمثال 31: 16–18, أمثال 31: 19–21, أمثال 31: 22–24, أمثال 31: 25–27, أمثال 31:28–29, أمثال 31: 30- 31</w:t>
       </w:r>
       <w:r>
         <w:rPr>

--- a/arb/docx/20.content.docx
+++ b/arb/docx/20.content.docx
@@ -163,21 +163,6 @@
           <w:lang w:val="ar_AE" w:bidi="ar_AE"/>
         </w:rPr>
         <w:t>PRO</w:t>
-      </w:r>
-      <w:r>
-        <w:rPr>
-          <w:lang w:val="ar_AE" w:bidi="ar_AE"/>
-        </w:rPr>
-      </w:r>
-    </w:p>
-    <w:p>
-      <w:pPr>
-        <w:bidi/>
-      </w:pPr>
-      <w:r>
-        <w:rPr>
-          <w:lang w:val="ar_AE" w:bidi="ar_AE"/>
-        </w:rPr>
       </w:r>
       <w:r>
         <w:rPr>

--- a/arb/docx/20.content.docx
+++ b/arb/docx/20.content.docx
@@ -22,7 +22,7 @@
         <w:rPr>
           <w:lang w:val="ar_AE" w:bidi="ar_AE"/>
         </w:rPr>
-        <w:t>Resource: ملاحظات الدراسة (تينديل)</w:t>
+        <w:t>Resource: Tyndale Open Study Notes</w:t>
       </w:r>
       <w:r>
         <w:rPr>
@@ -122,7 +122,7 @@
         <w:rPr>
           <w:lang w:val="ar_AE" w:bidi="ar_AE"/>
         </w:rPr>
-        <w:t>ملاحظات الدراسة (تينديل)</w:t>
+        <w:t>Tyndale Open Study Notes</w:t>
       </w:r>
     </w:p>
     <w:p>

--- a/arb/docx/20.content.docx
+++ b/arb/docx/20.content.docx
@@ -22,7 +22,7 @@
         <w:rPr>
           <w:lang w:val="ar_AE" w:bidi="ar_AE"/>
         </w:rPr>
-        <w:t>Resource: Tyndale Open Study Notes</w:t>
+        <w:t>Resource: Aquifer Open Study Notes</w:t>
       </w:r>
       <w:r>
         <w:rPr>
@@ -122,7 +122,7 @@
         <w:rPr>
           <w:lang w:val="ar_AE" w:bidi="ar_AE"/>
         </w:rPr>
-        <w:t>Tyndale Open Study Notes</w:t>
+        <w:t>Aquifer Open Study Notes</w:t>
       </w:r>
     </w:p>
     <w:p>
